--- a/resources/templates/tpl_investigation_interview_record.docx
+++ b/resources/templates/tpl_investigation_interview_record.docx
@@ -45,7 +45,7 @@
           <w:sz w:val="44"/>
           <w:szCs w:val="44"/>
         </w:rPr>
-        <w:t>****</w:t>
+        <w:t>{content}</w:t>
       </w:r>
       <w:r>
         <w:rPr>
@@ -890,7 +890,7 @@
           <w:sz w:val="32"/>
           <w:szCs w:val="32"/>
         </w:rPr>
-        <w:t>****</w:t>
+        <w:t>{content}</w:t>
       </w:r>
       <w:r>
         <w:rPr>
@@ -1285,7 +1285,7 @@
           <w:sz w:val="32"/>
           <w:szCs w:val="32"/>
         </w:rPr>
-        <w:t>人签名：***（以上笔录我看过，和我说的相符。）</w:t>
+        <w:t>人签名：{name}（以上笔录我看过，和我说的相符。）</w:t>
       </w:r>
     </w:p>
     <w:p>
